--- a/ky/wisdom-stories/he-would-not-have-given-so-little.docx
+++ b/ky/wisdom-stories/he-would-not-have-given-so-little.docx
@@ -39,7 +39,7 @@
           <w:sz w:val="22"/>
           <w:lang w:val="ky-KG"/>
         </w:rPr>
-        <w:t>Бир падыша жолуккан сүйкүмдүү балага бир алтын тыйын берет, бирок бала аны албайт. Падыша эмне үчүн албаганын сураганда, бала мындай дейт:</w:t>
+        <w:t>Бир падыша жолдо жолуккан сүйкүмдүү балага бир алтын тыйын берет, бирок бала аны албайт. Падыша эмне үчүн албаганын сураганда, бала мындай дейт:</w:t>
       </w:r>
     </w:p>
     <w:p>
@@ -135,7 +135,7 @@
           <w:sz w:val="22"/>
           <w:lang w:val="ky-KG"/>
         </w:rPr>
-        <w:t xml:space="preserve">Сабак: </w:t>
+        <w:t>Сабак: Улуу иштер үй-бүлөдөн, туура тарбиядан башталат. Чынчыл өскөн бала эртең чынчыл адам болот.</w:t>
       </w:r>
       <w:r>
         <w:rPr>
@@ -144,7 +144,6 @@
           <w:sz w:val="22"/>
           <w:lang w:val="ky-KG"/>
         </w:rPr>
-        <w:t>Орундуу, тапкыч жооп кээде каардуу адамдын да көңүлүн жибитет. Сөздүн жөнүн билүү — чоң өнөр.</w:t>
       </w:r>
     </w:p>
     <w:p>
@@ -164,7 +163,7 @@
           <w:sz w:val="18"/>
           <w:lang w:val="ky-KG"/>
         </w:rPr>
-        <w:t>Окуя ачык интернет булактарынан алынды.</w:t>
+        <w:t>Аңгемелер ачык интернет булактарынан алынган, иллюстрациялар болсо ЖИ менен түзүлгөн.</w:t>
       </w:r>
     </w:p>
     <w:sectPr>
